--- a/10 Youth or Adult Stocking Event.docx
+++ b/10 Youth or Adult Stocking Event.docx
@@ -119,14 +119,7 @@
         <w:rPr>
           <w:u w:val="single"/>
         </w:rPr>
-        <w:t>Introduction</w:t>
-      </w:r>
-      <w:proofErr w:type="gramStart"/>
-      <w:r>
-        <w:rPr>
-          <w:u w:val="single"/>
-        </w:rPr>
-        <w:t>:</w:t>
+        <w:t>Introduction:</w:t>
       </w:r>
       <w:r>
         <w:t xml:space="preserve"> </w:t>
@@ -135,11 +128,7 @@
         <w:t xml:space="preserve"> </w:t>
       </w:r>
       <w:r>
-        <w:t>(</w:t>
-      </w:r>
-      <w:proofErr w:type="gramEnd"/>
-      <w:r>
-        <w:t>Share or d</w:t>
+        <w:t>(Share or d</w:t>
       </w:r>
       <w:r>
         <w:t xml:space="preserve">iscuss any </w:t>
@@ -147,14 +136,12 @@
       <w:r>
         <w:t xml:space="preserve">or </w:t>
       </w:r>
-      <w:proofErr w:type="gramStart"/>
       <w:r>
         <w:t>all</w:t>
       </w:r>
       <w:r>
         <w:t xml:space="preserve"> of</w:t>
       </w:r>
-      <w:proofErr w:type="gramEnd"/>
       <w:r>
         <w:t xml:space="preserve"> the following information, as</w:t>
       </w:r>
@@ -236,18 +223,10 @@
         <w:t xml:space="preserve"> </w:t>
       </w:r>
       <w:r>
-        <w:t xml:space="preserve">We have more than just </w:t>
-      </w:r>
-      <w:proofErr w:type="gramStart"/>
-      <w:r>
-        <w:t>food--</w:t>
-      </w:r>
-      <w:r>
-        <w:t>cleaning</w:t>
-      </w:r>
-      <w:proofErr w:type="gramEnd"/>
-      <w:r>
-        <w:t xml:space="preserve"> products, toothpaste, toothbrushes, diapers, soap, </w:t>
+        <w:t>We have more than just food--</w:t>
+      </w:r>
+      <w:r>
+        <w:t xml:space="preserve">cleaning products, toothpaste, toothbrushes, diapers, soap, </w:t>
       </w:r>
       <w:r>
         <w:t xml:space="preserve">and more. </w:t>
@@ -583,15 +562,7 @@
         <w:t>won’t</w:t>
       </w:r>
       <w:r>
-        <w:t xml:space="preserve"> </w:t>
-      </w:r>
-      <w:proofErr w:type="gramStart"/>
-      <w:r>
-        <w:t>fall down</w:t>
-      </w:r>
-      <w:proofErr w:type="gramEnd"/>
-      <w:r>
-        <w:t xml:space="preserve"> </w:t>
+        <w:t xml:space="preserve"> fall down </w:t>
       </w:r>
       <w:r>
         <w:t>and land on our toes.</w:t>
@@ -621,15 +592,7 @@
         </w:numPr>
       </w:pPr>
       <w:r>
-        <w:t xml:space="preserve">We will ask a few of you to </w:t>
-      </w:r>
-      <w:proofErr w:type="gramStart"/>
-      <w:r>
-        <w:t>go to the</w:t>
-      </w:r>
-      <w:proofErr w:type="gramEnd"/>
-      <w:r>
-        <w:t xml:space="preserve"> back to</w:t>
+        <w:t>We will ask a few of you to go to the back to</w:t>
       </w:r>
       <w:r>
         <w:t xml:space="preserve"> do some other tasks, but our main work this evening is to stock the shelves here in the front.</w:t>
@@ -743,15 +706,7 @@
         </w:numPr>
       </w:pPr>
       <w:r>
-        <w:t xml:space="preserve">If your school requires service hours you can </w:t>
-      </w:r>
-      <w:proofErr w:type="gramStart"/>
-      <w:r>
-        <w:t>count</w:t>
-      </w:r>
-      <w:proofErr w:type="gramEnd"/>
-      <w:r>
-        <w:t xml:space="preserve"> </w:t>
+        <w:t xml:space="preserve">If your school requires service hours you can count </w:t>
       </w:r>
       <w:r>
         <w:t>your</w:t>
@@ -773,15 +728,7 @@
       </w:pPr>
       <w:r>
         <w:lastRenderedPageBreak/>
-        <w:t xml:space="preserve">When we’re all </w:t>
-      </w:r>
-      <w:proofErr w:type="gramStart"/>
-      <w:r>
-        <w:t>done</w:t>
-      </w:r>
-      <w:proofErr w:type="gramEnd"/>
-      <w:r>
-        <w:t xml:space="preserve"> we’ll </w:t>
+        <w:t xml:space="preserve">When we’re all done we’ll </w:t>
       </w:r>
       <w:r>
         <w:t>gather in the kitchen for</w:t>
@@ -794,7 +741,12 @@
       </w:r>
     </w:p>
     <w:sectPr>
-      <w:footerReference w:type="default" r:id="rId7"/>
+      <w:headerReference w:type="even" r:id="rId7"/>
+      <w:headerReference w:type="default" r:id="rId8"/>
+      <w:footerReference w:type="even" r:id="rId9"/>
+      <w:footerReference w:type="default" r:id="rId10"/>
+      <w:headerReference w:type="first" r:id="rId11"/>
+      <w:footerReference w:type="first" r:id="rId12"/>
       <w:pgSz w:w="12240" w:h="15840"/>
       <w:pgMar w:top="864" w:right="864" w:bottom="864" w:left="1440" w:header="720" w:footer="720" w:gutter="0"/>
       <w:cols w:space="720"/>
@@ -834,6 +786,16 @@
   <w:p>
     <w:pPr>
       <w:pStyle w:val="Footer"/>
+    </w:pPr>
+  </w:p>
+</w:ftr>
+</file>
+
+<file path=word/footer2.xml><?xml version="1.0" encoding="utf-8"?>
+<w:ftr xmlns:wpc="http://schemas.microsoft.com/office/word/2010/wordprocessingCanvas" xmlns:cx="http://schemas.microsoft.com/office/drawing/2014/chartex" xmlns:cx1="http://schemas.microsoft.com/office/drawing/2015/9/8/chartex" xmlns:cx2="http://schemas.microsoft.com/office/drawing/2015/10/21/chartex" xmlns:cx3="http://schemas.microsoft.com/office/drawing/2016/5/9/chartex" xmlns:cx4="http://schemas.microsoft.com/office/drawing/2016/5/10/chartex" xmlns:cx5="http://schemas.microsoft.com/office/drawing/2016/5/11/chartex" xmlns:cx6="http://schemas.microsoft.com/office/drawing/2016/5/12/chartex" xmlns:cx7="http://schemas.microsoft.com/office/drawing/2016/5/13/chartex" xmlns:cx8="http://schemas.microsoft.com/office/drawing/2016/5/14/chartex" xmlns:mc="http://schemas.openxmlformats.org/markup-compatibility/2006" xmlns:aink="http://schemas.microsoft.com/office/drawing/2016/ink" xmlns:am3d="http://schemas.microsoft.com/office/drawing/2017/model3d" xmlns:o="urn:schemas-microsoft-com:office:office" xmlns:oel="http://schemas.microsoft.com/office/2019/extlst" xmlns:r="http://schemas.openxmlformats.org/officeDocument/2006/relationships" xmlns:m="http://schemas.openxmlformats.org/officeDocument/2006/math" xmlns:v="urn:schemas-microsoft-com:vml" xmlns:wp14="http://schemas.microsoft.com/office/word/2010/wordprocessingDrawing" xmlns:wp="http://schemas.openxmlformats.org/drawingml/2006/wordprocessingDrawing" xmlns:w10="urn:schemas-microsoft-com:office:word" xmlns:w="http://schemas.openxmlformats.org/wordprocessingml/2006/main" xmlns:w14="http://schemas.microsoft.com/office/word/2010/wordml" xmlns:w15="http://schemas.microsoft.com/office/word/2012/wordml" xmlns:w16cex="http://schemas.microsoft.com/office/word/2018/wordml/cex" xmlns:w16cid="http://schemas.microsoft.com/office/word/2016/wordml/cid" xmlns:w16="http://schemas.microsoft.com/office/word/2018/wordml" xmlns:w16du="http://schemas.microsoft.com/office/word/2023/wordml/word16du" xmlns:w16sdtdh="http://schemas.microsoft.com/office/word/2020/wordml/sdtdatahash" xmlns:w16sdtfl="http://schemas.microsoft.com/office/word/2024/wordml/sdtformatlock" xmlns:w16se="http://schemas.microsoft.com/office/word/2015/wordml/symex" xmlns:wpg="http://schemas.microsoft.com/office/word/2010/wordprocessingGroup" xmlns:wpi="http://schemas.microsoft.com/office/word/2010/wordprocessingInk" xmlns:wne="http://schemas.microsoft.com/office/word/2006/wordml" xmlns:wps="http://schemas.microsoft.com/office/word/2010/wordprocessingShape" mc:Ignorable="w14 w15 w16se w16cid w16 w16cex w16sdtdh w16sdtfl w16du wp14">
+  <w:p>
+    <w:pPr>
+      <w:pStyle w:val="Footer"/>
       <w:rPr>
         <w:i/>
         <w:iCs/>
@@ -844,7 +806,7 @@
         <w:i/>
         <w:iCs/>
       </w:rPr>
-      <w:t>Laurie Cannon</w:t>
+      <w:t>Youth or Adult Stocking Event.docx</w:t>
     </w:r>
     <w:r>
       <w:rPr>
@@ -859,22 +821,19 @@
         <w:iCs/>
       </w:rPr>
       <w:tab/>
-    </w:r>
-    <w:r>
-      <w:rPr>
-        <w:i/>
-        <w:iCs/>
-      </w:rPr>
-      <w:t>Youth or Adult Stocking Event</w:t>
-    </w:r>
-    <w:r>
-      <w:rPr>
-        <w:i/>
-        <w:iCs/>
-      </w:rPr>
-      <w:t>.docx</w:t>
+      <w:t>6-1-2026</w:t>
     </w:r>
   </w:p>
+  <w:p>
+    <w:pPr>
+      <w:pStyle w:val="Footer"/>
+    </w:pPr>
+  </w:p>
+</w:ftr>
+</file>
+
+<file path=word/footer3.xml><?xml version="1.0" encoding="utf-8"?>
+<w:ftr xmlns:wpc="http://schemas.microsoft.com/office/word/2010/wordprocessingCanvas" xmlns:cx="http://schemas.microsoft.com/office/drawing/2014/chartex" xmlns:cx1="http://schemas.microsoft.com/office/drawing/2015/9/8/chartex" xmlns:cx2="http://schemas.microsoft.com/office/drawing/2015/10/21/chartex" xmlns:cx3="http://schemas.microsoft.com/office/drawing/2016/5/9/chartex" xmlns:cx4="http://schemas.microsoft.com/office/drawing/2016/5/10/chartex" xmlns:cx5="http://schemas.microsoft.com/office/drawing/2016/5/11/chartex" xmlns:cx6="http://schemas.microsoft.com/office/drawing/2016/5/12/chartex" xmlns:cx7="http://schemas.microsoft.com/office/drawing/2016/5/13/chartex" xmlns:cx8="http://schemas.microsoft.com/office/drawing/2016/5/14/chartex" xmlns:mc="http://schemas.openxmlformats.org/markup-compatibility/2006" xmlns:aink="http://schemas.microsoft.com/office/drawing/2016/ink" xmlns:am3d="http://schemas.microsoft.com/office/drawing/2017/model3d" xmlns:o="urn:schemas-microsoft-com:office:office" xmlns:oel="http://schemas.microsoft.com/office/2019/extlst" xmlns:r="http://schemas.openxmlformats.org/officeDocument/2006/relationships" xmlns:m="http://schemas.openxmlformats.org/officeDocument/2006/math" xmlns:v="urn:schemas-microsoft-com:vml" xmlns:wp14="http://schemas.microsoft.com/office/word/2010/wordprocessingDrawing" xmlns:wp="http://schemas.openxmlformats.org/drawingml/2006/wordprocessingDrawing" xmlns:w10="urn:schemas-microsoft-com:office:word" xmlns:w="http://schemas.openxmlformats.org/wordprocessingml/2006/main" xmlns:w14="http://schemas.microsoft.com/office/word/2010/wordml" xmlns:w15="http://schemas.microsoft.com/office/word/2012/wordml" xmlns:w16cex="http://schemas.microsoft.com/office/word/2018/wordml/cex" xmlns:w16cid="http://schemas.microsoft.com/office/word/2016/wordml/cid" xmlns:w16="http://schemas.microsoft.com/office/word/2018/wordml" xmlns:w16du="http://schemas.microsoft.com/office/word/2023/wordml/word16du" xmlns:w16sdtdh="http://schemas.microsoft.com/office/word/2020/wordml/sdtdatahash" xmlns:w16sdtfl="http://schemas.microsoft.com/office/word/2024/wordml/sdtformatlock" xmlns:w16se="http://schemas.microsoft.com/office/word/2015/wordml/symex" xmlns:wpg="http://schemas.microsoft.com/office/word/2010/wordprocessingGroup" xmlns:wpi="http://schemas.microsoft.com/office/word/2010/wordprocessingInk" xmlns:wne="http://schemas.microsoft.com/office/word/2006/wordml" xmlns:wps="http://schemas.microsoft.com/office/word/2010/wordprocessingShape" mc:Ignorable="w14 w15 w16se w16cid w16 w16cex w16sdtdh w16sdtfl w16du wp14">
   <w:p>
     <w:pPr>
       <w:pStyle w:val="Footer"/>
@@ -906,6 +865,36 @@
     </w:p>
   </w:footnote>
 </w:footnotes>
+</file>
+
+<file path=word/header1.xml><?xml version="1.0" encoding="utf-8"?>
+<w:hdr xmlns:wpc="http://schemas.microsoft.com/office/word/2010/wordprocessingCanvas" xmlns:cx="http://schemas.microsoft.com/office/drawing/2014/chartex" xmlns:cx1="http://schemas.microsoft.com/office/drawing/2015/9/8/chartex" xmlns:cx2="http://schemas.microsoft.com/office/drawing/2015/10/21/chartex" xmlns:cx3="http://schemas.microsoft.com/office/drawing/2016/5/9/chartex" xmlns:cx4="http://schemas.microsoft.com/office/drawing/2016/5/10/chartex" xmlns:cx5="http://schemas.microsoft.com/office/drawing/2016/5/11/chartex" xmlns:cx6="http://schemas.microsoft.com/office/drawing/2016/5/12/chartex" xmlns:cx7="http://schemas.microsoft.com/office/drawing/2016/5/13/chartex" xmlns:cx8="http://schemas.microsoft.com/office/drawing/2016/5/14/chartex" xmlns:mc="http://schemas.openxmlformats.org/markup-compatibility/2006" xmlns:aink="http://schemas.microsoft.com/office/drawing/2016/ink" xmlns:am3d="http://schemas.microsoft.com/office/drawing/2017/model3d" xmlns:o="urn:schemas-microsoft-com:office:office" xmlns:oel="http://schemas.microsoft.com/office/2019/extlst" xmlns:r="http://schemas.openxmlformats.org/officeDocument/2006/relationships" xmlns:m="http://schemas.openxmlformats.org/officeDocument/2006/math" xmlns:v="urn:schemas-microsoft-com:vml" xmlns:wp14="http://schemas.microsoft.com/office/word/2010/wordprocessingDrawing" xmlns:wp="http://schemas.openxmlformats.org/drawingml/2006/wordprocessingDrawing" xmlns:w10="urn:schemas-microsoft-com:office:word" xmlns:w="http://schemas.openxmlformats.org/wordprocessingml/2006/main" xmlns:w14="http://schemas.microsoft.com/office/word/2010/wordml" xmlns:w15="http://schemas.microsoft.com/office/word/2012/wordml" xmlns:w16cex="http://schemas.microsoft.com/office/word/2018/wordml/cex" xmlns:w16cid="http://schemas.microsoft.com/office/word/2016/wordml/cid" xmlns:w16="http://schemas.microsoft.com/office/word/2018/wordml" xmlns:w16du="http://schemas.microsoft.com/office/word/2023/wordml/word16du" xmlns:w16sdtdh="http://schemas.microsoft.com/office/word/2020/wordml/sdtdatahash" xmlns:w16sdtfl="http://schemas.microsoft.com/office/word/2024/wordml/sdtformatlock" xmlns:w16se="http://schemas.microsoft.com/office/word/2015/wordml/symex" xmlns:wpg="http://schemas.microsoft.com/office/word/2010/wordprocessingGroup" xmlns:wpi="http://schemas.microsoft.com/office/word/2010/wordprocessingInk" xmlns:wne="http://schemas.microsoft.com/office/word/2006/wordml" xmlns:wps="http://schemas.microsoft.com/office/word/2010/wordprocessingShape" mc:Ignorable="w14 w15 w16se w16cid w16 w16cex w16sdtdh w16sdtfl w16du wp14">
+  <w:p>
+    <w:pPr>
+      <w:pStyle w:val="Header"/>
+    </w:pPr>
+  </w:p>
+</w:hdr>
+</file>
+
+<file path=word/header2.xml><?xml version="1.0" encoding="utf-8"?>
+<w:hdr xmlns:wpc="http://schemas.microsoft.com/office/word/2010/wordprocessingCanvas" xmlns:cx="http://schemas.microsoft.com/office/drawing/2014/chartex" xmlns:cx1="http://schemas.microsoft.com/office/drawing/2015/9/8/chartex" xmlns:cx2="http://schemas.microsoft.com/office/drawing/2015/10/21/chartex" xmlns:cx3="http://schemas.microsoft.com/office/drawing/2016/5/9/chartex" xmlns:cx4="http://schemas.microsoft.com/office/drawing/2016/5/10/chartex" xmlns:cx5="http://schemas.microsoft.com/office/drawing/2016/5/11/chartex" xmlns:cx6="http://schemas.microsoft.com/office/drawing/2016/5/12/chartex" xmlns:cx7="http://schemas.microsoft.com/office/drawing/2016/5/13/chartex" xmlns:cx8="http://schemas.microsoft.com/office/drawing/2016/5/14/chartex" xmlns:mc="http://schemas.openxmlformats.org/markup-compatibility/2006" xmlns:aink="http://schemas.microsoft.com/office/drawing/2016/ink" xmlns:am3d="http://schemas.microsoft.com/office/drawing/2017/model3d" xmlns:o="urn:schemas-microsoft-com:office:office" xmlns:oel="http://schemas.microsoft.com/office/2019/extlst" xmlns:r="http://schemas.openxmlformats.org/officeDocument/2006/relationships" xmlns:m="http://schemas.openxmlformats.org/officeDocument/2006/math" xmlns:v="urn:schemas-microsoft-com:vml" xmlns:wp14="http://schemas.microsoft.com/office/word/2010/wordprocessingDrawing" xmlns:wp="http://schemas.openxmlformats.org/drawingml/2006/wordprocessingDrawing" xmlns:w10="urn:schemas-microsoft-com:office:word" xmlns:w="http://schemas.openxmlformats.org/wordprocessingml/2006/main" xmlns:w14="http://schemas.microsoft.com/office/word/2010/wordml" xmlns:w15="http://schemas.microsoft.com/office/word/2012/wordml" xmlns:w16cex="http://schemas.microsoft.com/office/word/2018/wordml/cex" xmlns:w16cid="http://schemas.microsoft.com/office/word/2016/wordml/cid" xmlns:w16="http://schemas.microsoft.com/office/word/2018/wordml" xmlns:w16du="http://schemas.microsoft.com/office/word/2023/wordml/word16du" xmlns:w16sdtdh="http://schemas.microsoft.com/office/word/2020/wordml/sdtdatahash" xmlns:w16sdtfl="http://schemas.microsoft.com/office/word/2024/wordml/sdtformatlock" xmlns:w16se="http://schemas.microsoft.com/office/word/2015/wordml/symex" xmlns:wpg="http://schemas.microsoft.com/office/word/2010/wordprocessingGroup" xmlns:wpi="http://schemas.microsoft.com/office/word/2010/wordprocessingInk" xmlns:wne="http://schemas.microsoft.com/office/word/2006/wordml" xmlns:wps="http://schemas.microsoft.com/office/word/2010/wordprocessingShape" mc:Ignorable="w14 w15 w16se w16cid w16 w16cex w16sdtdh w16sdtfl w16du wp14">
+  <w:p>
+    <w:pPr>
+      <w:pStyle w:val="Header"/>
+    </w:pPr>
+  </w:p>
+</w:hdr>
+</file>
+
+<file path=word/header3.xml><?xml version="1.0" encoding="utf-8"?>
+<w:hdr xmlns:wpc="http://schemas.microsoft.com/office/word/2010/wordprocessingCanvas" xmlns:cx="http://schemas.microsoft.com/office/drawing/2014/chartex" xmlns:cx1="http://schemas.microsoft.com/office/drawing/2015/9/8/chartex" xmlns:cx2="http://schemas.microsoft.com/office/drawing/2015/10/21/chartex" xmlns:cx3="http://schemas.microsoft.com/office/drawing/2016/5/9/chartex" xmlns:cx4="http://schemas.microsoft.com/office/drawing/2016/5/10/chartex" xmlns:cx5="http://schemas.microsoft.com/office/drawing/2016/5/11/chartex" xmlns:cx6="http://schemas.microsoft.com/office/drawing/2016/5/12/chartex" xmlns:cx7="http://schemas.microsoft.com/office/drawing/2016/5/13/chartex" xmlns:cx8="http://schemas.microsoft.com/office/drawing/2016/5/14/chartex" xmlns:mc="http://schemas.openxmlformats.org/markup-compatibility/2006" xmlns:aink="http://schemas.microsoft.com/office/drawing/2016/ink" xmlns:am3d="http://schemas.microsoft.com/office/drawing/2017/model3d" xmlns:o="urn:schemas-microsoft-com:office:office" xmlns:oel="http://schemas.microsoft.com/office/2019/extlst" xmlns:r="http://schemas.openxmlformats.org/officeDocument/2006/relationships" xmlns:m="http://schemas.openxmlformats.org/officeDocument/2006/math" xmlns:v="urn:schemas-microsoft-com:vml" xmlns:wp14="http://schemas.microsoft.com/office/word/2010/wordprocessingDrawing" xmlns:wp="http://schemas.openxmlformats.org/drawingml/2006/wordprocessingDrawing" xmlns:w10="urn:schemas-microsoft-com:office:word" xmlns:w="http://schemas.openxmlformats.org/wordprocessingml/2006/main" xmlns:w14="http://schemas.microsoft.com/office/word/2010/wordml" xmlns:w15="http://schemas.microsoft.com/office/word/2012/wordml" xmlns:w16cex="http://schemas.microsoft.com/office/word/2018/wordml/cex" xmlns:w16cid="http://schemas.microsoft.com/office/word/2016/wordml/cid" xmlns:w16="http://schemas.microsoft.com/office/word/2018/wordml" xmlns:w16du="http://schemas.microsoft.com/office/word/2023/wordml/word16du" xmlns:w16sdtdh="http://schemas.microsoft.com/office/word/2020/wordml/sdtdatahash" xmlns:w16sdtfl="http://schemas.microsoft.com/office/word/2024/wordml/sdtformatlock" xmlns:w16se="http://schemas.microsoft.com/office/word/2015/wordml/symex" xmlns:wpg="http://schemas.microsoft.com/office/word/2010/wordprocessingGroup" xmlns:wpi="http://schemas.microsoft.com/office/word/2010/wordprocessingInk" xmlns:wne="http://schemas.microsoft.com/office/word/2006/wordml" xmlns:wps="http://schemas.microsoft.com/office/word/2010/wordprocessingShape" mc:Ignorable="w14 w15 w16se w16cid w16 w16cex w16sdtdh w16sdtfl w16du wp14">
+  <w:p>
+    <w:pPr>
+      <w:pStyle w:val="Header"/>
+    </w:pPr>
+  </w:p>
+</w:hdr>
 </file>
 
 <file path=word/numbering.xml><?xml version="1.0" encoding="utf-8"?>
